--- a/01-精益工具知识库/02-核心工具/01-看板Kanban.docx
+++ b/01-精益工具知识库/02-核心工具/01-看板Kanban.docx
@@ -272,7 +272,7 @@
           <w:i w:val="0"/>
           <w:sz w:val="22"/>
         </w:rPr>
-        <w:t>在紧固件制造中，看板用于协调冷镦、搓丝、热处理、表面处理、分选、包装等工序间的物料流动，确保每个工序仅在需要时才生产所需数量的产品。</w:t>
+        <w:t>在制造中，看板用于协调机加工、精加工、热处理、表面处理、装配、包装等工序间的物料流动，确保每个工序仅在需要时才生产所需数量的产品。</w:t>
       </w:r>
     </w:p>
     <w:p>
@@ -451,7 +451,7 @@
           <w:i w:val="0"/>
           <w:sz w:val="22"/>
         </w:rPr>
-        <w:t>将所有工作项及其状态以可视化方式呈现。在紧固件生产线中，可使用看板卡片、信号灯、电子看板等方式，让每个工序的生产状态、排队数量、异常信息对所有人透明。</w:t>
+        <w:t>将所有工作项及其状态以可视化方式呈现。在生产线中，可使用看板卡片、信号灯、电子看板等方式，让每个工序的生产状态、排队数量、异常信息对所有人透明。</w:t>
       </w:r>
     </w:p>
     <w:p>
@@ -641,7 +641,7 @@
           <w:i w:val="0"/>
           <w:sz w:val="22"/>
         </w:rPr>
-        <w:t>首先对紧固件生产的完整流程进行价值流分析，识别所有工序、缓冲区、信息流和物料流。明确每个工序的节拍时间、换型时间、合格率、设备可用率等关键参数。</w:t>
+        <w:t>首先对产品生产的完整流程进行价值流分析，识别所有工序、缓冲区、信息流和物料流。明确每个工序的节拍时间、换型时间、合格率、设备可用率等关键参数。</w:t>
       </w:r>
     </w:p>
     <w:p>
@@ -1370,7 +1370,7 @@
           <w:i w:val="0"/>
           <w:sz w:val="32"/>
         </w:rPr>
-        <w:t>看板在紧固件工序间的应用</w:t>
+        <w:t>看板在产品工序间的应用</w:t>
       </w:r>
     </w:p>
     <w:p>
@@ -1405,11 +1405,11 @@
           <w:color w:val="333333"/>
           <w:sz w:val="18"/>
         </w:rPr>
-        <w:t>[钢丝原料库] →→ [冷镦工序] →→ [搓丝工序] →→ [热处理工序] →→ [表面处理工序] →→ [分选/质检] →→ [包装工序] →→ [成品库]</w:t>
+        <w:t>[原材料库] →→ [机加工工序] →→ [精加工工序] →→ [热处理工序] →→ [表面处理工序] →→ [装配/质检] →→ [包装工序] →→ [成品库]</w:t>
         <w:br/>
         <w:t xml:space="preserve">                    ↓              ↓              ↓                ↓                ↓              ↓</w:t>
         <w:br/>
-        <w:t xml:space="preserve">              [冷镦缓冲区]   [搓丝缓冲区]   [热处理缓冲区]  [表面处理缓冲区]  [分选缓冲区]   [包装缓冲区]</w:t>
+        <w:t xml:space="preserve">              [机加工缓冲区]   [精加工缓冲区]   [热处理缓冲区]  [表面处理缓冲区]  [装配缓冲区]   [包装缓冲区]</w:t>
       </w:r>
     </w:p>
     <w:p>
@@ -1437,7 +1437,7 @@
           <w:i w:val="0"/>
           <w:sz w:val="22"/>
         </w:rPr>
-        <w:t>冷镦 → 搓丝</w:t>
+        <w:t>机加工 → 精加工</w:t>
       </w:r>
     </w:p>
     <w:p>
@@ -1451,7 +1451,7 @@
           <w:i w:val="0"/>
           <w:sz w:val="22"/>
         </w:rPr>
-        <w:t>搓丝工序消耗冷镦半成品后，释放看板到冷镦工序</w:t>
+        <w:t>精加工工序消耗机加工半成品后，释放看板到机加工工序</w:t>
       </w:r>
     </w:p>
     <w:p>
@@ -1465,7 +1465,7 @@
           <w:i w:val="0"/>
           <w:sz w:val="22"/>
         </w:rPr>
-        <w:t>冷镦工序收到看板后开始生产对应型号和数量</w:t>
+        <w:t>机加工工序收到看板后开始生产对应型号和数量</w:t>
       </w:r>
     </w:p>
     <w:p>
@@ -1493,7 +1493,7 @@
           <w:i w:val="0"/>
           <w:sz w:val="22"/>
         </w:rPr>
-        <w:t>搓丝 → 热处理</w:t>
+        <w:t>精加工 → 热处理</w:t>
       </w:r>
     </w:p>
     <w:p>
@@ -1535,7 +1535,7 @@
           <w:i w:val="0"/>
           <w:sz w:val="22"/>
         </w:rPr>
-        <w:t>每批数量根据网带炉装载量确定</w:t>
+        <w:t>每批数量根据热处理炉装载量确定</w:t>
       </w:r>
     </w:p>
     <w:p>
@@ -1591,7 +1591,7 @@
           <w:i w:val="0"/>
           <w:sz w:val="22"/>
         </w:rPr>
-        <w:t>表面处理 → 分选/包装</w:t>
+        <w:t>表面处理 → 装配/包装</w:t>
       </w:r>
     </w:p>
     <w:p>
@@ -1605,7 +1605,7 @@
           <w:i w:val="0"/>
           <w:sz w:val="22"/>
         </w:rPr>
-        <w:t>分选工序按客户订单拉动</w:t>
+        <w:t>装配工序按客户订单拉动</w:t>
       </w:r>
     </w:p>
     <w:p>
@@ -2458,7 +2458,7 @@
           <w:i w:val="0"/>
           <w:sz w:val="32"/>
         </w:rPr>
-        <w:t>紧固件行业具体应用案例</w:t>
+        <w:t>制造业具体应用案例</w:t>
       </w:r>
     </w:p>
     <w:p>
@@ -2472,7 +2472,7 @@
           <w:i w:val="0"/>
           <w:sz w:val="26"/>
         </w:rPr>
-        <w:t>案例：M8六角螺栓生产线看板实施</w:t>
+        <w:t>案例：M8工件生产线看板实施</w:t>
       </w:r>
     </w:p>
     <w:p>
@@ -2486,7 +2486,7 @@
           <w:i w:val="0"/>
           <w:sz w:val="22"/>
         </w:rPr>
-        <w:t>背景</w:t>
+        <w:t>背景：某制造工厂M8工件月产量100万件，从机加工到包装共6道工序。实施前各工序独立排产，导致中间库存高达3天产量，且经常出现某些型号积压而另一些型号缺料的情况。</w:t>
       </w:r>
       <w:r>
         <w:rPr>
@@ -2495,7 +2495,6 @@
           <w:i w:val="0"/>
           <w:sz w:val="22"/>
         </w:rPr>
-        <w:t>：某紧固件工厂M8六角螺栓月产量100万件，从冷镦到包装共6道工序。实施前各工序独立排产，导致中间库存高达3天产量，且经常出现某些型号积压而另一些型号缺料的情况。</w:t>
       </w:r>
     </w:p>
     <w:p>
